--- a/CS 255 System Design Document.docx
+++ b/CS 255 System Design Document.docx
@@ -71,9 +71,9 @@
           <w14:ligatures w14:val="standardContextual"/>
         </w:rPr>
         <w:drawing>
-          <wp:inline distT="0" distB="0" distL="0" distR="0" wp14:anchorId="43E87E87" wp14:editId="0886305A">
-            <wp:extent cx="4496427" cy="4487079"/>
-            <wp:effectExtent l="0" t="0" r="0" b="8890"/>
+          <wp:inline distT="0" distB="0" distL="0" distR="0" wp14:anchorId="43E87E87" wp14:editId="7433D858">
+            <wp:extent cx="4496427" cy="3173509"/>
+            <wp:effectExtent l="0" t="0" r="0" b="0"/>
             <wp:docPr id="427062228" name="Picture 1"/>
             <wp:cNvGraphicFramePr>
               <a:graphicFrameLocks xmlns:a="http://schemas.openxmlformats.org/drawingml/2006/main" noChangeAspect="1"/>
@@ -86,7 +86,7 @@
                     <pic:cNvPicPr/>
                   </pic:nvPicPr>
                   <pic:blipFill>
-                    <a:blip r:embed="rId8">
+                    <a:blip r:embed="rId8" cstate="print">
                       <a:extLst>
                         <a:ext uri="{28A0092B-C50C-407E-A947-70E740481C1C}">
                           <a14:useLocalDpi xmlns:a14="http://schemas.microsoft.com/office/drawing/2010/main" val="0"/>
@@ -100,7 +100,7 @@
                   <pic:spPr>
                     <a:xfrm>
                       <a:off x="0" y="0"/>
-                      <a:ext cx="4496427" cy="4487079"/>
+                      <a:ext cx="4496427" cy="3173509"/>
                     </a:xfrm>
                     <a:prstGeom prst="rect">
                       <a:avLst/>
@@ -130,6 +130,15 @@
           <w:rFonts w:ascii="Calibri" w:hAnsi="Calibri" w:cs="Calibri"/>
         </w:rPr>
       </w:pPr>
+    </w:p>
+    <w:p>
+      <w:pPr>
+        <w:suppressAutoHyphens/>
+        <w:spacing w:after="0" w:line="240" w:lineRule="auto"/>
+        <w:rPr>
+          <w:rFonts w:ascii="Calibri" w:hAnsi="Calibri" w:cs="Calibri"/>
+        </w:rPr>
+      </w:pPr>
       <w:proofErr w:type="gramStart"/>
       <w:r>
         <w:rPr>
@@ -275,7 +284,6 @@
         <w:suppressAutoHyphens/>
       </w:pPr>
       <w:r>
-        <w:lastRenderedPageBreak/>
         <w:t>UML Activity Diagrams</w:t>
       </w:r>
     </w:p>
@@ -300,9 +308,10 @@
           <w:i/>
           <w:noProof/>
         </w:rPr>
+        <w:lastRenderedPageBreak/>
         <w:drawing>
-          <wp:inline distT="0" distB="0" distL="0" distR="0" wp14:anchorId="0873EF03" wp14:editId="62A4ECAD">
-            <wp:extent cx="4591691" cy="5163271"/>
+          <wp:inline distT="0" distB="0" distL="0" distR="0" wp14:anchorId="0873EF03" wp14:editId="4E8310A9">
+            <wp:extent cx="4590634" cy="5163271"/>
             <wp:effectExtent l="0" t="0" r="0" b="0"/>
             <wp:docPr id="917604310" name="Picture 1"/>
             <wp:cNvGraphicFramePr>
@@ -312,11 +321,17 @@
               <a:graphicData uri="http://schemas.openxmlformats.org/drawingml/2006/picture">
                 <pic:pic xmlns:pic="http://schemas.openxmlformats.org/drawingml/2006/picture">
                   <pic:nvPicPr>
-                    <pic:cNvPr id="917604310" name=""/>
+                    <pic:cNvPr id="917604310" name="Picture 1"/>
                     <pic:cNvPicPr/>
                   </pic:nvPicPr>
                   <pic:blipFill>
-                    <a:blip r:embed="rId9"/>
+                    <a:blip r:embed="rId9">
+                      <a:extLst>
+                        <a:ext uri="{28A0092B-C50C-407E-A947-70E740481C1C}">
+                          <a14:useLocalDpi xmlns:a14="http://schemas.microsoft.com/office/drawing/2010/main" val="0"/>
+                        </a:ext>
+                      </a:extLst>
+                    </a:blip>
                     <a:stretch>
                       <a:fillRect/>
                     </a:stretch>
@@ -324,7 +339,7 @@
                   <pic:spPr>
                     <a:xfrm>
                       <a:off x="0" y="0"/>
-                      <a:ext cx="4591691" cy="5163271"/>
+                      <a:ext cx="4590634" cy="5163271"/>
                     </a:xfrm>
                     <a:prstGeom prst="rect">
                       <a:avLst/>
@@ -457,37 +472,37 @@
         <w:rPr>
           <w:rFonts w:ascii="Calibri" w:hAnsi="Calibri" w:cs="Calibri"/>
         </w:rPr>
+        <w:t>Schedule Lesson</w:t>
+      </w:r>
+    </w:p>
+    <w:p>
+      <w:pPr>
+        <w:suppressAutoHyphens/>
+        <w:spacing w:after="0" w:line="240" w:lineRule="auto"/>
+        <w:rPr>
+          <w:rFonts w:ascii="Calibri" w:hAnsi="Calibri" w:cs="Calibri"/>
+        </w:rPr>
+      </w:pPr>
+    </w:p>
+    <w:p>
+      <w:pPr>
+        <w:suppressAutoHyphens/>
+        <w:spacing w:after="0" w:line="240" w:lineRule="auto"/>
+        <w:jc w:val="center"/>
+        <w:rPr>
+          <w:rFonts w:ascii="Calibri" w:hAnsi="Calibri" w:cs="Calibri"/>
+        </w:rPr>
+      </w:pPr>
+      <w:r>
+        <w:rPr>
+          <w:rFonts w:ascii="Calibri" w:hAnsi="Calibri" w:cs="Calibri"/>
+          <w:noProof/>
+        </w:rPr>
         <w:lastRenderedPageBreak/>
-        <w:t>Schedule Lesson</w:t>
-      </w:r>
-    </w:p>
-    <w:p>
-      <w:pPr>
-        <w:suppressAutoHyphens/>
-        <w:spacing w:after="0" w:line="240" w:lineRule="auto"/>
-        <w:rPr>
-          <w:rFonts w:ascii="Calibri" w:hAnsi="Calibri" w:cs="Calibri"/>
-        </w:rPr>
-      </w:pPr>
-    </w:p>
-    <w:p>
-      <w:pPr>
-        <w:suppressAutoHyphens/>
-        <w:spacing w:after="0" w:line="240" w:lineRule="auto"/>
-        <w:jc w:val="center"/>
-        <w:rPr>
-          <w:rFonts w:ascii="Calibri" w:hAnsi="Calibri" w:cs="Calibri"/>
-        </w:rPr>
-      </w:pPr>
-      <w:r>
-        <w:rPr>
-          <w:rFonts w:ascii="Calibri" w:hAnsi="Calibri" w:cs="Calibri"/>
-          <w:noProof/>
-        </w:rPr>
         <w:drawing>
-          <wp:inline distT="0" distB="0" distL="0" distR="0" wp14:anchorId="06A58E6D" wp14:editId="0C4A7F84">
-            <wp:extent cx="2696210" cy="5372735"/>
-            <wp:effectExtent l="0" t="0" r="8890" b="0"/>
+          <wp:inline distT="0" distB="0" distL="0" distR="0" wp14:anchorId="06A58E6D" wp14:editId="4D82BE64">
+            <wp:extent cx="1822535" cy="5372735"/>
+            <wp:effectExtent l="0" t="0" r="0" b="0"/>
             <wp:docPr id="709882600" name="Picture 1"/>
             <wp:cNvGraphicFramePr>
               <a:graphicFrameLocks xmlns:a="http://schemas.openxmlformats.org/drawingml/2006/main" noChangeAspect="1"/>
@@ -496,7 +511,7 @@
               <a:graphicData uri="http://schemas.openxmlformats.org/drawingml/2006/picture">
                 <pic:pic xmlns:pic="http://schemas.openxmlformats.org/drawingml/2006/picture">
                   <pic:nvPicPr>
-                    <pic:cNvPr id="0" name="Picture 2"/>
+                    <pic:cNvPr id="709882600" name="Picture 1"/>
                     <pic:cNvPicPr>
                       <a:picLocks noChangeAspect="1" noChangeArrowheads="1"/>
                     </pic:cNvPicPr>
@@ -509,7 +524,6 @@
                         </a:ext>
                       </a:extLst>
                     </a:blip>
-                    <a:srcRect/>
                     <a:stretch>
                       <a:fillRect/>
                     </a:stretch>
@@ -517,7 +531,7 @@
                   <pic:spPr bwMode="auto">
                     <a:xfrm>
                       <a:off x="0" y="0"/>
-                      <a:ext cx="2696210" cy="5372735"/>
+                      <a:ext cx="1822535" cy="5372735"/>
                     </a:xfrm>
                     <a:prstGeom prst="rect">
                       <a:avLst/>
@@ -662,7 +676,6 @@
         <w:suppressAutoHyphens/>
       </w:pPr>
       <w:r>
-        <w:lastRenderedPageBreak/>
         <w:t>UML Sequence Diagram</w:t>
       </w:r>
     </w:p>
@@ -683,9 +696,10 @@
           <w:i/>
           <w:noProof/>
         </w:rPr>
+        <w:lastRenderedPageBreak/>
         <w:drawing>
-          <wp:inline distT="0" distB="0" distL="0" distR="0" wp14:anchorId="257669B9" wp14:editId="2829D311">
-            <wp:extent cx="4782185" cy="4344035"/>
+          <wp:inline distT="0" distB="0" distL="0" distR="0" wp14:anchorId="257669B9" wp14:editId="1FEBA86D">
+            <wp:extent cx="4717919" cy="4344035"/>
             <wp:effectExtent l="0" t="0" r="0" b="0"/>
             <wp:docPr id="2016337632" name="Picture 2"/>
             <wp:cNvGraphicFramePr>
@@ -695,20 +709,19 @@
               <a:graphicData uri="http://schemas.openxmlformats.org/drawingml/2006/picture">
                 <pic:pic xmlns:pic="http://schemas.openxmlformats.org/drawingml/2006/picture">
                   <pic:nvPicPr>
-                    <pic:cNvPr id="0" name="Picture 3"/>
+                    <pic:cNvPr id="2016337632" name="Picture 2"/>
                     <pic:cNvPicPr>
                       <a:picLocks noChangeAspect="1" noChangeArrowheads="1"/>
                     </pic:cNvPicPr>
                   </pic:nvPicPr>
                   <pic:blipFill>
-                    <a:blip r:embed="rId11">
+                    <a:blip r:embed="rId11" cstate="print">
                       <a:extLst>
                         <a:ext uri="{28A0092B-C50C-407E-A947-70E740481C1C}">
                           <a14:useLocalDpi xmlns:a14="http://schemas.microsoft.com/office/drawing/2010/main" val="0"/>
                         </a:ext>
                       </a:extLst>
                     </a:blip>
-                    <a:srcRect/>
                     <a:stretch>
                       <a:fillRect/>
                     </a:stretch>
@@ -716,7 +729,7 @@
                   <pic:spPr bwMode="auto">
                     <a:xfrm>
                       <a:off x="0" y="0"/>
-                      <a:ext cx="4782185" cy="4344035"/>
+                      <a:ext cx="4717919" cy="4344035"/>
                     </a:xfrm>
                     <a:prstGeom prst="rect">
                       <a:avLst/>
@@ -958,28 +971,28 @@
         <w:suppressAutoHyphens/>
       </w:pPr>
       <w:r>
+        <w:t>UML Class Diagram</w:t>
+      </w:r>
+    </w:p>
+    <w:p/>
+    <w:p>
+      <w:pPr>
+        <w:suppressAutoHyphens/>
+        <w:spacing w:after="0" w:line="240" w:lineRule="auto"/>
+        <w:rPr>
+          <w:rFonts w:ascii="Calibri" w:hAnsi="Calibri" w:cs="Calibri"/>
+        </w:rPr>
+      </w:pPr>
+      <w:r>
+        <w:rPr>
+          <w:rFonts w:ascii="Calibri" w:hAnsi="Calibri" w:cs="Calibri"/>
+          <w:noProof/>
+        </w:rPr>
         <w:lastRenderedPageBreak/>
-        <w:t>UML Class Diagram</w:t>
-      </w:r>
-    </w:p>
-    <w:p/>
-    <w:p>
-      <w:pPr>
-        <w:suppressAutoHyphens/>
-        <w:spacing w:after="0" w:line="240" w:lineRule="auto"/>
-        <w:rPr>
-          <w:rFonts w:ascii="Calibri" w:hAnsi="Calibri" w:cs="Calibri"/>
-        </w:rPr>
-      </w:pPr>
-      <w:r>
-        <w:rPr>
-          <w:rFonts w:ascii="Calibri" w:hAnsi="Calibri" w:cs="Calibri"/>
-          <w:noProof/>
-        </w:rPr>
         <w:drawing>
-          <wp:inline distT="0" distB="0" distL="0" distR="0" wp14:anchorId="74DE812C" wp14:editId="3932DDD8">
-            <wp:extent cx="5943600" cy="2893060"/>
-            <wp:effectExtent l="0" t="0" r="0" b="2540"/>
+          <wp:inline distT="0" distB="0" distL="0" distR="0" wp14:anchorId="74DE812C" wp14:editId="6A4DE544">
+            <wp:extent cx="5828103" cy="2893060"/>
+            <wp:effectExtent l="0" t="0" r="1270" b="0"/>
             <wp:docPr id="1068926467" name="Picture 1"/>
             <wp:cNvGraphicFramePr>
               <a:graphicFrameLocks xmlns:a="http://schemas.openxmlformats.org/drawingml/2006/main" noChangeAspect="1"/>
@@ -988,11 +1001,17 @@
               <a:graphicData uri="http://schemas.openxmlformats.org/drawingml/2006/picture">
                 <pic:pic xmlns:pic="http://schemas.openxmlformats.org/drawingml/2006/picture">
                   <pic:nvPicPr>
-                    <pic:cNvPr id="1068926467" name=""/>
+                    <pic:cNvPr id="1068926467" name="Picture 1"/>
                     <pic:cNvPicPr/>
                   </pic:nvPicPr>
                   <pic:blipFill>
-                    <a:blip r:embed="rId12"/>
+                    <a:blip r:embed="rId12" cstate="print">
+                      <a:extLst>
+                        <a:ext uri="{28A0092B-C50C-407E-A947-70E740481C1C}">
+                          <a14:useLocalDpi xmlns:a14="http://schemas.microsoft.com/office/drawing/2010/main" val="0"/>
+                        </a:ext>
+                      </a:extLst>
+                    </a:blip>
                     <a:stretch>
                       <a:fillRect/>
                     </a:stretch>
@@ -1000,7 +1019,7 @@
                   <pic:spPr>
                     <a:xfrm>
                       <a:off x="0" y="0"/>
-                      <a:ext cx="5943600" cy="2893060"/>
+                      <a:ext cx="5828103" cy="2893060"/>
                     </a:xfrm>
                     <a:prstGeom prst="rect">
                       <a:avLst/>
@@ -1500,7 +1519,6 @@
           <w:bCs/>
           <w:iCs/>
         </w:rPr>
-        <w:lastRenderedPageBreak/>
         <w:t>Security Requirements</w:t>
       </w:r>
     </w:p>
@@ -1552,6 +1570,7 @@
           <w:rFonts w:ascii="Calibri" w:hAnsi="Calibri" w:cs="Calibri"/>
           <w:iCs/>
         </w:rPr>
+        <w:lastRenderedPageBreak/>
         <w:t xml:space="preserve">Protection of personal and payment </w:t>
       </w:r>
       <w:r>
